--- a/FundDiseño/Talleres/Introducción.docx
+++ b/FundDiseño/Talleres/Introducción.docx
@@ -1,6 +1,6 @@
 
 <file path=word/document.xml><?xml version="1.0" encoding="utf-8"?>
-<w:document xmlns:mc="http://schemas.openxmlformats.org/markup-compatibility/2006" xmlns:o="urn:schemas-microsoft-com:office:office" xmlns:r="http://schemas.openxmlformats.org/officeDocument/2006/relationships" xmlns:m="http://schemas.openxmlformats.org/officeDocument/2006/math" xmlns:v="urn:schemas-microsoft-com:vml" xmlns:wp="http://schemas.openxmlformats.org/drawingml/2006/wordprocessingDrawing" xmlns:w10="urn:schemas-microsoft-com:office:word" xmlns:w="http://schemas.openxmlformats.org/wordprocessingml/2006/main" xmlns:wne="http://schemas.microsoft.com/office/word/2006/wordml" xmlns:sl="http://schemas.openxmlformats.org/schemaLibrary/2006/main" xmlns:a="http://schemas.openxmlformats.org/drawingml/2006/main" xmlns:pic="http://schemas.openxmlformats.org/drawingml/2006/picture" xmlns:c="http://schemas.openxmlformats.org/drawingml/2006/chart" xmlns:lc="http://schemas.openxmlformats.org/drawingml/2006/lockedCanvas" xmlns:dgm="http://schemas.openxmlformats.org/drawingml/2006/diagram" xmlns:wps="http://schemas.microsoft.com/office/word/2010/wordprocessingShape" xmlns:wpg="http://schemas.microsoft.com/office/word/2010/wordprocessingGroup" xmlns:w14="http://schemas.microsoft.com/office/word/2010/wordml" xmlns:w15="http://schemas.microsoft.com/office/word/2012/wordml" xmlns:w16="http://schemas.microsoft.com/office/word/2018/wordml" xmlns:w16cex="http://schemas.microsoft.com/office/word/2018/wordml/cex" xmlns:w16cid="http://schemas.microsoft.com/office/word/2016/wordml/cid" xmlns="http://schemas.microsoft.com/office/tasks/2019/documenttasks" xmlns:cr="http://schemas.microsoft.com/office/comments/2020/reactions">
+<w:document xmlns:wpc="http://schemas.microsoft.com/office/word/2010/wordprocessingCanvas" xmlns:cx="http://schemas.microsoft.com/office/drawing/2014/chartex" xmlns:cx1="http://schemas.microsoft.com/office/drawing/2015/9/8/chartex" xmlns:cx2="http://schemas.microsoft.com/office/drawing/2015/10/21/chartex" xmlns:cx3="http://schemas.microsoft.com/office/drawing/2016/5/9/chartex" xmlns:cx4="http://schemas.microsoft.com/office/drawing/2016/5/10/chartex" xmlns:cx5="http://schemas.microsoft.com/office/drawing/2016/5/11/chartex" xmlns:cx6="http://schemas.microsoft.com/office/drawing/2016/5/12/chartex" xmlns:cx7="http://schemas.microsoft.com/office/drawing/2016/5/13/chartex" xmlns:cx8="http://schemas.microsoft.com/office/drawing/2016/5/14/chartex" xmlns:mc="http://schemas.openxmlformats.org/markup-compatibility/2006" xmlns:aink="http://schemas.microsoft.com/office/drawing/2016/ink" xmlns:am3d="http://schemas.microsoft.com/office/drawing/2017/model3d" xmlns:o="urn:schemas-microsoft-com:office:office" xmlns:oel="http://schemas.microsoft.com/office/2019/extlst" xmlns:r="http://schemas.openxmlformats.org/officeDocument/2006/relationships" xmlns:m="http://schemas.openxmlformats.org/officeDocument/2006/math" xmlns:v="urn:schemas-microsoft-com:vml" xmlns:wp14="http://schemas.microsoft.com/office/word/2010/wordprocessingDrawing" xmlns:wp="http://schemas.openxmlformats.org/drawingml/2006/wordprocessingDrawing" xmlns:w10="urn:schemas-microsoft-com:office:word" xmlns:w="http://schemas.openxmlformats.org/wordprocessingml/2006/main" xmlns:w14="http://schemas.microsoft.com/office/word/2010/wordml" xmlns:w15="http://schemas.microsoft.com/office/word/2012/wordml" xmlns:w16cex="http://schemas.microsoft.com/office/word/2018/wordml/cex" xmlns:w16cid="http://schemas.microsoft.com/office/word/2016/wordml/cid" xmlns:w16="http://schemas.microsoft.com/office/word/2018/wordml" xmlns:w16du="http://schemas.microsoft.com/office/word/2023/wordml/word16du" xmlns:w16sdtdh="http://schemas.microsoft.com/office/word/2020/wordml/sdtdatahash" xmlns:w16sdtfl="http://schemas.microsoft.com/office/word/2024/wordml/sdtformatlock" xmlns:w16se="http://schemas.microsoft.com/office/word/2015/wordml/symex" xmlns:wpg="http://schemas.microsoft.com/office/word/2010/wordprocessingGroup" xmlns:wpi="http://schemas.microsoft.com/office/word/2010/wordprocessingInk" xmlns:wne="http://schemas.microsoft.com/office/word/2006/wordml" xmlns:wps="http://schemas.microsoft.com/office/word/2010/wordprocessingShape" mc:Ignorable="w14 w15 w16se w16cid w16 w16cex w16sdtdh w16sdtfl w16du wp14">
   <w:body>
     <w:p>
       <w:pPr>
@@ -8,31 +8,29 @@
           <w:ilvl w:val="0"/>
           <w:numId w:val="1"/>
         </w:numPr>
-        <w:spacing w:after="240" w:before="240" w:line="360" w:lineRule="auto"/>
-        <w:ind w:left="720" w:hanging="360"/>
+        <w:spacing w:before="240" w:after="240" w:line="360" w:lineRule="auto"/>
         <w:jc w:val="both"/>
         <w:rPr>
-          <w:b w:val="1"/>
-          <w:bCs w:val="1"/>
-          <w:sz w:val="24"/>
-          <w:szCs w:val="24"/>
-        </w:rPr>
-      </w:pPr>
-      <w:r>
-        <w:rPr>
-          <w:b w:val="1"/>
-          <w:bCs w:val="1"/>
-          <w:sz w:val="24"/>
-          <w:szCs w:val="24"/>
-          <w:rtl w:val="0"/>
+          <w:b/>
+          <w:bCs/>
+          <w:sz w:val="24"/>
+          <w:szCs w:val="24"/>
+        </w:rPr>
+      </w:pPr>
+      <w:r>
+        <w:rPr>
+          <w:b/>
+          <w:bCs/>
+          <w:sz w:val="24"/>
+          <w:szCs w:val="24"/>
         </w:rPr>
         <w:t xml:space="preserve">INTRODUCCIÓN: </w:t>
       </w:r>
     </w:p>
     <w:p>
       <w:pPr>
-        <w:spacing w:after="240" w:before="240" w:line="360" w:lineRule="auto"/>
-        <w:ind w:left="720" w:firstLine="0"/>
+        <w:spacing w:before="240" w:after="240" w:line="360" w:lineRule="auto"/>
+        <w:ind w:left="720"/>
         <w:jc w:val="both"/>
         <w:rPr>
           <w:sz w:val="24"/>
@@ -43,15 +41,21 @@
         <w:rPr>
           <w:sz w:val="24"/>
           <w:szCs w:val="24"/>
-          <w:rtl w:val="0"/>
-        </w:rPr>
-        <w:t xml:space="preserve">El acceso al agua potable es un elemento fundamental para la salud humana y el desarrollo sostenible, ya que el consumo de agua contaminada puede provocar enfermedades como cólera, diarrea y fiebre tifoidea, representando un riesgo significativo para la población (1). En el Perú, el almacenamiento de agua en tanques elevados y cisternas es una práctica común en viviendas e instituciones, debido a la necesidad de asegurar el abastecimiento continuo del recurso hídrico; sin embargo, la falta de limpieza y monitoreo adecuado puede generar la acumulación de sedimentos, bacterias y otros contaminantes que deterioran la calidad del agua (2). Asimismo, diversos estudios sobre calidad del agua destacan la importancia del monitoreo de los sistemas de almacenamiento para prevenir riesgos sanitarios y mejorar la gestión del recurso hídrico (3,7).</w:t>
+        </w:rPr>
+        <w:t>El acceso al agua potable es un elemento fundamental para la salud humana y el desarrollo sostenible, ya que el consumo de agua contaminada puede provocar enfermedades como cólera, diarrea y fiebre tifoidea, representando un riesgo significativo para la población (1). En el Perú, el almacenamiento de agua en tanques elevados y cisternas es una práctica común en viviendas e instituciones, debido a la necesidad de asegurar el abastecimiento continuo del recurso hídrico; sin embargo, la falta de limpieza y mon</w:t>
+      </w:r>
+      <w:r>
+        <w:rPr>
+          <w:sz w:val="24"/>
+          <w:szCs w:val="24"/>
+        </w:rPr>
+        <w:t>itoreo adecuado puede generar la acumulación de sedimentos, bacterias y otros contaminantes que deterioran la calidad del agua (2). Asimismo, diversos estudios sobre calidad del agua destacan la importancia del monitoreo de los sistemas de almacenamiento para prevenir riesgos sanitarios y mejorar la gestión del recurso hídrico (3,7).</w:t>
       </w:r>
     </w:p>
     <w:p>
       <w:pPr>
-        <w:spacing w:after="240" w:before="240" w:line="360" w:lineRule="auto"/>
-        <w:ind w:left="720" w:firstLine="0"/>
+        <w:spacing w:before="240" w:after="240" w:line="360" w:lineRule="auto"/>
+        <w:ind w:left="720"/>
         <w:jc w:val="both"/>
         <w:rPr>
           <w:sz w:val="24"/>
@@ -62,15 +66,21 @@
         <w:rPr>
           <w:sz w:val="24"/>
           <w:szCs w:val="24"/>
-          <w:rtl w:val="0"/>
-        </w:rPr>
-        <w:t xml:space="preserve">En este contexto, la falta de control en la limpieza y mantenimiento de los tanques de agua potable constituye una problemática relevante, especialmente en viviendas urbanas de Lima Metropolitana, donde el almacenamiento doméstico es frecuente y no siempre se realiza un seguimiento periódico. En efecto, la Superintendencia Nacional de Servicios de Saneamiento recomienda limpiar los tanques elevados cada seis meses para garantizar agua segura en los hogares; no obstante, esta práctica no siempre se cumple, lo que incrementa el riesgo de contaminación y de enfermedades en la población (4). Además, investigaciones en salud pública evidencian que la calidad del agua influye directamente en la prevención de enfermedades y en la calidad de vida, reforzando la necesidad de implementar mecanismos eficientes de control y monitoreo (5).</w:t>
+        </w:rPr>
+        <w:t>En este contexto, la falta de control en la limpieza y mantenimiento de los tanques de agua potable constituye una problemática relevante, especialmente en viviendas urbanas de Lima Metropolitana, donde el almacenamiento doméstico es frecuente y no siempre se realiza un seguimiento periódico. En efecto, la Superintendencia Nacional de Servicios de Saneamiento recomienda limpiar los tanques elevados cada seis meses para garantizar agua segura en los hogares; no obstante, esta práctica no siempre se cumple, l</w:t>
+      </w:r>
+      <w:r>
+        <w:rPr>
+          <w:sz w:val="24"/>
+          <w:szCs w:val="24"/>
+        </w:rPr>
+        <w:t>o que incrementa el riesgo de contaminación y de enfermedades en la población (4). Además, investigaciones en salud pública evidencian que la calidad del agua influye directamente en la prevención de enfermedades y en la calidad de vida, reforzando la necesidad de implementar mecanismos eficientes de control y monitoreo (5).</w:t>
       </w:r>
     </w:p>
     <w:p>
       <w:pPr>
-        <w:spacing w:after="240" w:before="240" w:line="360" w:lineRule="auto"/>
-        <w:ind w:left="720" w:firstLine="0"/>
+        <w:spacing w:before="240" w:after="240" w:line="360" w:lineRule="auto"/>
+        <w:ind w:left="720"/>
         <w:jc w:val="both"/>
         <w:rPr>
           <w:sz w:val="24"/>
@@ -81,15 +91,22 @@
         <w:rPr>
           <w:sz w:val="24"/>
           <w:szCs w:val="24"/>
-          <w:rtl w:val="0"/>
-        </w:rPr>
-        <w:t xml:space="preserve">Frente a esta problemática, se propone analizar la limpieza, mantenimiento y monitoreo de los tanques de agua potable en viviendas urbanas, con el fin de diseñar un sistema inteligente basado en sensores y tecnologías IoT (Internet de las Cosas) que permita supervisar en tiempo real la calidad del agua y optimizar su gestión. Este sistema considerará variables como la turbidez, el pH y la temperatura, facilitando la detección temprana de posibles contaminantes. La propuesta se relaciona con los Objetivos de Desarrollo Sostenible, especialmente con el ODS 6 (agua limpia y saneamiento) y el ODS 3 (salud y bienestar), al promover el acceso a agua segura mediante soluciones tecnológicas (6).</w:t>
+        </w:rPr>
+        <w:t xml:space="preserve">Frente a esta problemática, se propone analizar la limpieza, mantenimiento y monitoreo de los tanques de agua potable en viviendas urbanas, con el fin de diseñar un sistema inteligente basado en sensores y tecnologías IoT (Internet de las Cosas) que permita supervisar en tiempo real la calidad del agua y optimizar su gestión. Este sistema considerará variables como la turbidez, el pH y la temperatura, facilitando la detección temprana de posibles </w:t>
+      </w:r>
+      <w:r>
+        <w:rPr>
+          <w:sz w:val="24"/>
+          <w:szCs w:val="24"/>
+        </w:rPr>
+        <w:lastRenderedPageBreak/>
+        <w:t>contaminantes. La propuesta se relaciona con los Objetivos de Desarrollo Sostenible, especialmente con el ODS 6 (agua limpia y saneamiento) y el ODS 3 (salud y bienestar), al promover el acceso a agua segura mediante soluciones tecnológicas (6).</w:t>
       </w:r>
     </w:p>
     <w:p>
       <w:pPr>
-        <w:spacing w:after="240" w:before="240" w:line="360" w:lineRule="auto"/>
-        <w:ind w:left="720" w:firstLine="0"/>
+        <w:spacing w:before="240" w:after="240" w:line="360" w:lineRule="auto"/>
+        <w:ind w:left="720"/>
         <w:jc w:val="both"/>
         <w:rPr>
           <w:sz w:val="24"/>
@@ -100,15 +117,21 @@
         <w:rPr>
           <w:sz w:val="24"/>
           <w:szCs w:val="24"/>
-          <w:rtl w:val="0"/>
-        </w:rPr>
-        <w:t xml:space="preserve">En cuanto al estado del arte, diversos estudios han abordado la limpieza de tanques, la calidad del agua y la gestión del recurso hídrico desde una perspectiva sanitaria y ambiental. Investigaciones en repositorios académicos peruanos analizan los procesos de limpieza y desinfección de cisternas y tanques de agua potable, destacando la importancia del mantenimiento periódico (2), mientras que otros estudios evalúan la calidad del agua y los sistemas de monitoreo como herramientas para prevenir riesgos sanitarios (3,7). Asimismo, investigaciones en gestión ambiental señalan que el control de reservorios es fundamental para garantizar la calidad del agua en zonas urbanas (8). Sin embargo, la mayoría de estos estudios se centran en métodos tradicionales de mantenimiento o en evaluaciones puntuales de la calidad del agua, sin integrar sistemas automatizados de monitoreo en tiempo real.</w:t>
+        </w:rPr>
+        <w:t>En cuanto al estado del arte, diversos estudios han abordado la limpieza de tanques, la calidad del agua y la gestión del recurso hídrico desde una perspectiva sanitaria y ambiental. Investigaciones en repositorios académicos peruanos analizan los procesos de limpieza y desinfección de cisternas y tanques de agua potable, destacando la importancia del mantenimiento periódico (2), mientras que otros estudios evalúan la calidad del agua y los sistemas de monitoreo como herramientas para prevenir riesgos sanit</w:t>
+      </w:r>
+      <w:r>
+        <w:rPr>
+          <w:sz w:val="24"/>
+          <w:szCs w:val="24"/>
+        </w:rPr>
+        <w:t>arios (3,7). Asimismo, investigaciones en gestión ambiental señalan que el control de reservorios es fundamental para garantizar la calidad del agua en zonas urbanas (8). Sin embargo, la mayoría de estos estudios se centran en métodos tradicionales de mantenimiento o en evaluaciones puntuales de la calidad del agua, sin integrar sistemas automatizados de monitoreo en tiempo real.</w:t>
       </w:r>
     </w:p>
     <w:p>
       <w:pPr>
-        <w:spacing w:after="240" w:before="240" w:line="360" w:lineRule="auto"/>
-        <w:ind w:left="720" w:firstLine="0"/>
+        <w:spacing w:before="240" w:after="240" w:line="360" w:lineRule="auto"/>
+        <w:ind w:left="720"/>
         <w:jc w:val="both"/>
         <w:rPr>
           <w:sz w:val="24"/>
@@ -119,15 +142,14 @@
         <w:rPr>
           <w:sz w:val="24"/>
           <w:szCs w:val="24"/>
-          <w:rtl w:val="0"/>
-        </w:rPr>
-        <w:t xml:space="preserve">En ese sentido, se identifica un vacío en la aplicación de tecnologías inteligentes, como sensores y sistemas IoT, orientados específicamente al control continuo de tanques de agua potable en viviendas urbanas de Lima. Por ello, la presente investigación busca desarrollar una propuesta tecnológica que permita mejorar el seguimiento, la prevención de riesgos y la gestión eficiente del recurso hídrico, contribuyendo al cumplimiento de los Objetivos de Desarrollo Sostenible mediante la innovación aplicada.</w:t>
+        </w:rPr>
+        <w:t>En ese sentido, se identifica un vacío en la aplicación de tecnologías inteligentes, como sensores y sistemas IoT, orientados específicamente al control continuo de tanques de agua potable en viviendas urbanas de Lima. Por ello, la presente investigación busca desarrollar una propuesta tecnológica que permita mejorar el seguimiento, la prevención de riesgos y la gestión eficiente del recurso hídrico, contribuyendo al cumplimiento de los Objetivos de Desarrollo Sostenible mediante la innovación aplicada.</w:t>
       </w:r>
     </w:p>
     <w:p>
       <w:pPr>
-        <w:spacing w:after="240" w:before="240" w:line="360" w:lineRule="auto"/>
-        <w:ind w:left="720" w:firstLine="0"/>
+        <w:spacing w:before="240" w:after="240" w:line="360" w:lineRule="auto"/>
+        <w:ind w:left="720"/>
         <w:jc w:val="both"/>
         <w:rPr>
           <w:sz w:val="24"/>
@@ -136,62 +158,396 @@
       </w:pPr>
       <w:r>
         <w:rPr>
-          <w:rtl w:val="0"/>
-        </w:rPr>
+          <w:sz w:val="24"/>
+          <w:szCs w:val="24"/>
+        </w:rPr>
+        <w:t xml:space="preserve">REFERENCIAS: </w:t>
       </w:r>
     </w:p>
     <w:p>
       <w:pPr>
-        <w:spacing w:after="240" w:before="240" w:line="360" w:lineRule="auto"/>
+        <w:numPr>
+          <w:ilvl w:val="0"/>
+          <w:numId w:val="2"/>
+        </w:numPr>
+        <w:spacing w:before="240" w:after="240" w:line="360" w:lineRule="auto"/>
         <w:jc w:val="both"/>
         <w:rPr>
           <w:sz w:val="24"/>
           <w:szCs w:val="24"/>
-        </w:rPr>
-      </w:pPr>
-      <w:r>
-        <w:rPr>
-          <w:rtl w:val="0"/>
-        </w:rPr>
+          <w:lang w:val="es-PE"/>
+        </w:rPr>
+      </w:pPr>
+      <w:r>
+        <w:rPr>
+          <w:sz w:val="24"/>
+          <w:szCs w:val="24"/>
+          <w:lang w:val="es-PE"/>
+        </w:rPr>
+        <w:t xml:space="preserve">Romero Ochoa AL. Gestión de saneamiento y desinfección de cisterna y tanques elevados en residencias de la ciudad de Huacho – Huacho 2020 [Internet]. Huacho: Universidad Nacional José Faustino Sánchez Carrión; 2021 [citado 2026 Abr 8]. Disponible en: </w:t>
+      </w:r>
+      <w:hyperlink r:id="rId5" w:history="1">
+        <w:r>
+          <w:rPr>
+            <w:rStyle w:val="Hipervnculo"/>
+            <w:sz w:val="24"/>
+            <w:szCs w:val="24"/>
+            <w:lang w:val="es-PE"/>
+          </w:rPr>
+          <w:t>https://repositorio.unjfsc.edu.pe/handle/20.500.14067/4908</w:t>
+        </w:r>
+      </w:hyperlink>
+      <w:r>
+        <w:rPr>
+          <w:sz w:val="24"/>
+          <w:szCs w:val="24"/>
+          <w:lang w:val="es-PE"/>
+        </w:rPr>
+        <w:t> </w:t>
       </w:r>
     </w:p>
     <w:p>
       <w:pPr>
-        <w:ind w:left="1440" w:firstLine="0"/>
-        <w:rPr>
-          <w:sz w:val="24"/>
-          <w:szCs w:val="24"/>
-        </w:rPr>
-      </w:pPr>
-      <w:r>
-        <w:rPr>
-          <w:rtl w:val="0"/>
-        </w:rPr>
+        <w:numPr>
+          <w:ilvl w:val="0"/>
+          <w:numId w:val="2"/>
+        </w:numPr>
+        <w:spacing w:before="240" w:after="240" w:line="360" w:lineRule="auto"/>
+        <w:jc w:val="both"/>
+        <w:rPr>
+          <w:sz w:val="24"/>
+          <w:szCs w:val="24"/>
+          <w:lang w:val="es-PE"/>
+        </w:rPr>
+      </w:pPr>
+      <w:r>
+        <w:rPr>
+          <w:sz w:val="24"/>
+          <w:szCs w:val="24"/>
+          <w:lang w:val="es-PE"/>
+        </w:rPr>
+        <w:t xml:space="preserve">Consejo Nacional de Ciencia, Tecnología e Innovación Tecnológica (CONCYTEC). Visor de publicaciones científicas [Internet]. Lima: CONCYTEC; </w:t>
+      </w:r>
+      <w:r>
+        <w:rPr>
+          <w:sz w:val="24"/>
+          <w:szCs w:val="24"/>
+          <w:lang w:val="es-PE"/>
+        </w:rPr>
+        <w:lastRenderedPageBreak/>
+        <w:t xml:space="preserve">s.f. [citado 2026 Abr 8]. Disponible en: </w:t>
+      </w:r>
+      <w:hyperlink r:id="rId6" w:history="1">
+        <w:r>
+          <w:rPr>
+            <w:rStyle w:val="Hipervnculo"/>
+            <w:sz w:val="24"/>
+            <w:szCs w:val="24"/>
+            <w:lang w:val="es-PE"/>
+          </w:rPr>
+          <w:t>https://alicia.concytec.gob.pe/vufind/Record/UCVV_632ab54106716a75a96e699dabbfcd4c/Details</w:t>
+        </w:r>
+      </w:hyperlink>
+      <w:r>
+        <w:rPr>
+          <w:sz w:val="24"/>
+          <w:szCs w:val="24"/>
+          <w:lang w:val="es-PE"/>
+        </w:rPr>
+        <w:t> </w:t>
       </w:r>
     </w:p>
     <w:p>
       <w:pPr>
-        <w:ind w:left="0" w:firstLine="0"/>
-        <w:rPr/>
-      </w:pPr>
-      <w:r>
-        <w:rPr>
-          <w:rtl w:val="0"/>
-        </w:rPr>
+        <w:numPr>
+          <w:ilvl w:val="0"/>
+          <w:numId w:val="2"/>
+        </w:numPr>
+        <w:spacing w:before="240" w:after="240" w:line="360" w:lineRule="auto"/>
+        <w:jc w:val="both"/>
+        <w:rPr>
+          <w:sz w:val="24"/>
+          <w:szCs w:val="24"/>
+          <w:lang w:val="es-PE"/>
+        </w:rPr>
+      </w:pPr>
+      <w:r>
+        <w:rPr>
+          <w:sz w:val="24"/>
+          <w:szCs w:val="24"/>
+          <w:lang w:val="es-PE"/>
+        </w:rPr>
+        <w:t xml:space="preserve">Ministerio de Vivienda, Construcción y Saneamiento. Limpiar tanques elevados cada 6 meses garantiza agua segura [Internet]. Lima: Gobierno del Perú; s.f. [citado 2026 Abr 8]. Disponible en: </w:t>
+      </w:r>
+      <w:hyperlink r:id="rId7" w:history="1">
+        <w:r>
+          <w:rPr>
+            <w:rStyle w:val="Hipervnculo"/>
+            <w:sz w:val="24"/>
+            <w:szCs w:val="24"/>
+            <w:lang w:val="es-PE"/>
+          </w:rPr>
+          <w:t>https://www.gob.pe/institucion/sunass/noticias/1256719-semana-nacional-del-agua-potable-limpiar-tanques-elevados-cada-6-meses-garantiza-agua-segura</w:t>
+        </w:r>
+      </w:hyperlink>
+      <w:r>
+        <w:rPr>
+          <w:sz w:val="24"/>
+          <w:szCs w:val="24"/>
+          <w:lang w:val="es-PE"/>
+        </w:rPr>
+        <w:t> </w:t>
       </w:r>
     </w:p>
+    <w:p>
+      <w:pPr>
+        <w:numPr>
+          <w:ilvl w:val="0"/>
+          <w:numId w:val="2"/>
+        </w:numPr>
+        <w:spacing w:before="240" w:after="240" w:line="360" w:lineRule="auto"/>
+        <w:jc w:val="both"/>
+        <w:rPr>
+          <w:sz w:val="24"/>
+          <w:szCs w:val="24"/>
+          <w:lang w:val="es-PE"/>
+        </w:rPr>
+      </w:pPr>
+      <w:r>
+        <w:rPr>
+          <w:sz w:val="24"/>
+          <w:szCs w:val="24"/>
+          <w:lang w:val="es-PE"/>
+        </w:rPr>
+        <w:t xml:space="preserve">United Nations. Sustainable Development Goals [Internet]. New York: United Nations; s.f. [citado 2026 Abr 8]. Disponible en: </w:t>
+      </w:r>
+      <w:hyperlink r:id="rId8" w:history="1">
+        <w:r>
+          <w:rPr>
+            <w:rStyle w:val="Hipervnculo"/>
+            <w:sz w:val="24"/>
+            <w:szCs w:val="24"/>
+            <w:lang w:val="es-PE"/>
+          </w:rPr>
+          <w:t>https://www.un.org/sustainabledevelopment/sustainable-development-goals/</w:t>
+        </w:r>
+      </w:hyperlink>
+      <w:r>
+        <w:rPr>
+          <w:sz w:val="24"/>
+          <w:szCs w:val="24"/>
+          <w:lang w:val="es-PE"/>
+        </w:rPr>
+        <w:t> </w:t>
+      </w:r>
+    </w:p>
+    <w:p>
+      <w:pPr>
+        <w:numPr>
+          <w:ilvl w:val="0"/>
+          <w:numId w:val="2"/>
+        </w:numPr>
+        <w:spacing w:before="240" w:after="240" w:line="360" w:lineRule="auto"/>
+        <w:jc w:val="both"/>
+        <w:rPr>
+          <w:sz w:val="24"/>
+          <w:szCs w:val="24"/>
+          <w:lang w:val="es-PE"/>
+        </w:rPr>
+      </w:pPr>
+      <w:r>
+        <w:rPr>
+          <w:sz w:val="24"/>
+          <w:szCs w:val="24"/>
+          <w:lang w:val="es-PE"/>
+        </w:rPr>
+        <w:t xml:space="preserve">World Health Organization. Drinking-water [Internet]. Geneva: WHO; s.f. [citado 2026 Abr 8]. Disponible en: </w:t>
+      </w:r>
+      <w:hyperlink r:id="rId9" w:history="1">
+        <w:r>
+          <w:rPr>
+            <w:rStyle w:val="Hipervnculo"/>
+            <w:sz w:val="24"/>
+            <w:szCs w:val="24"/>
+            <w:lang w:val="es-PE"/>
+          </w:rPr>
+          <w:t>https://www.who.int/news-room/fact-sheets/detail/drinking-water</w:t>
+        </w:r>
+      </w:hyperlink>
+      <w:r>
+        <w:rPr>
+          <w:sz w:val="24"/>
+          <w:szCs w:val="24"/>
+          <w:lang w:val="es-PE"/>
+        </w:rPr>
+        <w:t> </w:t>
+      </w:r>
+    </w:p>
+    <w:p>
+      <w:pPr>
+        <w:numPr>
+          <w:ilvl w:val="0"/>
+          <w:numId w:val="2"/>
+        </w:numPr>
+        <w:spacing w:before="240" w:after="240" w:line="360" w:lineRule="auto"/>
+        <w:jc w:val="both"/>
+        <w:rPr>
+          <w:sz w:val="24"/>
+          <w:szCs w:val="24"/>
+          <w:lang w:val="es-PE"/>
+        </w:rPr>
+      </w:pPr>
+      <w:r>
+        <w:rPr>
+          <w:sz w:val="24"/>
+          <w:szCs w:val="24"/>
+          <w:lang w:val="es-PE"/>
+        </w:rPr>
+        <w:t xml:space="preserve">Ministerio de Salud del Perú. Repositorio institucional MINSA [Internet]. Lima: MINSA; s.f. [citado 2026 Abr 8]. Disponible en: </w:t>
+      </w:r>
+      <w:hyperlink r:id="rId10" w:history="1">
+        <w:r>
+          <w:rPr>
+            <w:rStyle w:val="Hipervnculo"/>
+            <w:sz w:val="24"/>
+            <w:szCs w:val="24"/>
+            <w:lang w:val="es-PE"/>
+          </w:rPr>
+          <w:t>https://rpmesp.ins.gob.pe/index.php/rpmesp/article/view/3761/3038</w:t>
+        </w:r>
+      </w:hyperlink>
+      <w:r>
+        <w:rPr>
+          <w:sz w:val="24"/>
+          <w:szCs w:val="24"/>
+          <w:lang w:val="es-PE"/>
+        </w:rPr>
+        <w:t> </w:t>
+      </w:r>
+    </w:p>
+    <w:p>
+      <w:pPr>
+        <w:numPr>
+          <w:ilvl w:val="0"/>
+          <w:numId w:val="2"/>
+        </w:numPr>
+        <w:spacing w:before="240" w:after="240" w:line="360" w:lineRule="auto"/>
+        <w:jc w:val="both"/>
+        <w:rPr>
+          <w:sz w:val="24"/>
+          <w:szCs w:val="24"/>
+          <w:lang w:val="es-PE"/>
+        </w:rPr>
+      </w:pPr>
+      <w:r>
+        <w:rPr>
+          <w:sz w:val="24"/>
+          <w:szCs w:val="24"/>
+          <w:lang w:val="es-PE"/>
+        </w:rPr>
+        <w:t xml:space="preserve">Universidad Nacional Toribio Rodríguez de Mendoza. Repositorio institucional [Internet]. Chachapoyas: UNTRM; s.f. [citado 2026 Abr 8]. Disponible en: </w:t>
+      </w:r>
+      <w:hyperlink r:id="rId11" w:history="1">
+        <w:r>
+          <w:rPr>
+            <w:rStyle w:val="Hipervnculo"/>
+            <w:sz w:val="24"/>
+            <w:szCs w:val="24"/>
+            <w:lang w:val="es-PE"/>
+          </w:rPr>
+          <w:t>https://repositorio.untels.edu.pe/handle/20.500.12826/1400</w:t>
+        </w:r>
+      </w:hyperlink>
+      <w:r>
+        <w:rPr>
+          <w:sz w:val="24"/>
+          <w:szCs w:val="24"/>
+          <w:lang w:val="es-PE"/>
+        </w:rPr>
+        <w:t> </w:t>
+      </w:r>
+    </w:p>
+    <w:p>
+      <w:pPr>
+        <w:numPr>
+          <w:ilvl w:val="0"/>
+          <w:numId w:val="2"/>
+        </w:numPr>
+        <w:spacing w:before="240" w:after="240" w:line="360" w:lineRule="auto"/>
+        <w:jc w:val="both"/>
+        <w:rPr>
+          <w:sz w:val="24"/>
+          <w:szCs w:val="24"/>
+          <w:lang w:val="es-PE"/>
+        </w:rPr>
+      </w:pPr>
+      <w:r>
+        <w:rPr>
+          <w:sz w:val="24"/>
+          <w:szCs w:val="24"/>
+          <w:lang w:val="es-PE"/>
+        </w:rPr>
+        <w:t xml:space="preserve">Pontificia Universidad Católica del Perú. Kawsaypacha revista [Internet]. Lima: PUCP; s.f. [citado 2026 Abr 8]. Disponible en: </w:t>
+      </w:r>
+      <w:hyperlink r:id="rId12" w:history="1">
+        <w:r>
+          <w:rPr>
+            <w:rStyle w:val="Hipervnculo"/>
+            <w:sz w:val="24"/>
+            <w:szCs w:val="24"/>
+            <w:lang w:val="es-PE"/>
+          </w:rPr>
+          <w:t>https://revistas.pucp.edu.pe/index.php/Kawsaypacha/article/view/30449</w:t>
+        </w:r>
+      </w:hyperlink>
+    </w:p>
+    <w:p>
+      <w:pPr>
+        <w:spacing w:before="240" w:after="240" w:line="360" w:lineRule="auto"/>
+        <w:ind w:left="720"/>
+        <w:jc w:val="both"/>
+        <w:rPr>
+          <w:sz w:val="24"/>
+          <w:szCs w:val="24"/>
+        </w:rPr>
+      </w:pPr>
+    </w:p>
+    <w:p>
+      <w:pPr>
+        <w:spacing w:before="240" w:after="240" w:line="360" w:lineRule="auto"/>
+        <w:jc w:val="both"/>
+        <w:rPr>
+          <w:sz w:val="24"/>
+          <w:szCs w:val="24"/>
+        </w:rPr>
+      </w:pPr>
+    </w:p>
+    <w:p>
+      <w:pPr>
+        <w:ind w:left="1440"/>
+        <w:rPr>
+          <w:sz w:val="24"/>
+          <w:szCs w:val="24"/>
+        </w:rPr>
+      </w:pPr>
+    </w:p>
+    <w:p/>
     <w:sectPr>
-      <w:pgSz w:h="16834" w:w="11909" w:orient="portrait"/>
-      <w:pgMar w:bottom="1440" w:top="1440" w:left="1440" w:right="1440" w:header="720" w:footer="720"/>
+      <w:pgSz w:w="11909" w:h="16834"/>
+      <w:pgMar w:top="1440" w:right="1440" w:bottom="1440" w:left="1440" w:header="720" w:footer="720" w:gutter="0"/>
       <w:pgNumType w:start="1"/>
+      <w:cols w:space="720"/>
     </w:sectPr>
   </w:body>
 </w:document>
 </file>
 
 <file path=word/numbering.xml><?xml version="1.0" encoding="utf-8"?>
-<w:numbering xmlns:mc="http://schemas.openxmlformats.org/markup-compatibility/2006" xmlns:o="urn:schemas-microsoft-com:office:office" xmlns:r="http://schemas.openxmlformats.org/officeDocument/2006/relationships" xmlns:m="http://schemas.openxmlformats.org/officeDocument/2006/math" xmlns:v="urn:schemas-microsoft-com:vml" xmlns:wp="http://schemas.openxmlformats.org/drawingml/2006/wordprocessingDrawing" xmlns:w10="urn:schemas-microsoft-com:office:word" xmlns:w="http://schemas.openxmlformats.org/wordprocessingml/2006/main" xmlns:wne="http://schemas.microsoft.com/office/word/2006/wordml" xmlns:sl="http://schemas.openxmlformats.org/schemaLibrary/2006/main" xmlns:a="http://schemas.openxmlformats.org/drawingml/2006/main" xmlns:pic="http://schemas.openxmlformats.org/drawingml/2006/picture" xmlns:c="http://schemas.openxmlformats.org/drawingml/2006/chart" xmlns:lc="http://schemas.openxmlformats.org/drawingml/2006/lockedCanvas" xmlns:dgm="http://schemas.openxmlformats.org/drawingml/2006/diagram" xmlns:wps="http://schemas.microsoft.com/office/word/2010/wordprocessingShape" xmlns:wpg="http://schemas.microsoft.com/office/word/2010/wordprocessingGroup" xmlns:w14="http://schemas.microsoft.com/office/word/2010/wordml" xmlns:w15="http://schemas.microsoft.com/office/word/2012/wordml" xmlns:w16="http://schemas.microsoft.com/office/word/2018/wordml" xmlns:w16cex="http://schemas.microsoft.com/office/word/2018/wordml/cex" xmlns:w16cid="http://schemas.microsoft.com/office/word/2016/wordml/cid" xmlns="http://schemas.microsoft.com/office/tasks/2019/documenttasks" xmlns:cr="http://schemas.microsoft.com/office/comments/2020/reactions">
-  <w:abstractNum w:abstractNumId="1">
+<w:numbering xmlns:wpc="http://schemas.microsoft.com/office/word/2010/wordprocessingCanvas" xmlns:cx="http://schemas.microsoft.com/office/drawing/2014/chartex" xmlns:cx1="http://schemas.microsoft.com/office/drawing/2015/9/8/chartex" xmlns:cx2="http://schemas.microsoft.com/office/drawing/2015/10/21/chartex" xmlns:cx3="http://schemas.microsoft.com/office/drawing/2016/5/9/chartex" xmlns:cx4="http://schemas.microsoft.com/office/drawing/2016/5/10/chartex" xmlns:cx5="http://schemas.microsoft.com/office/drawing/2016/5/11/chartex" xmlns:cx6="http://schemas.microsoft.com/office/drawing/2016/5/12/chartex" xmlns:cx7="http://schemas.microsoft.com/office/drawing/2016/5/13/chartex" xmlns:cx8="http://schemas.microsoft.com/office/drawing/2016/5/14/chartex" xmlns:mc="http://schemas.openxmlformats.org/markup-compatibility/2006" xmlns:aink="http://schemas.microsoft.com/office/drawing/2016/ink" xmlns:am3d="http://schemas.microsoft.com/office/drawing/2017/model3d" xmlns:o="urn:schemas-microsoft-com:office:office" xmlns:oel="http://schemas.microsoft.com/office/2019/extlst" xmlns:r="http://schemas.openxmlformats.org/officeDocument/2006/relationships" xmlns:m="http://schemas.openxmlformats.org/officeDocument/2006/math" xmlns:v="urn:schemas-microsoft-com:vml" xmlns:wp14="http://schemas.microsoft.com/office/word/2010/wordprocessingDrawing" xmlns:wp="http://schemas.openxmlformats.org/drawingml/2006/wordprocessingDrawing" xmlns:w10="urn:schemas-microsoft-com:office:word" xmlns:w="http://schemas.openxmlformats.org/wordprocessingml/2006/main" xmlns:w14="http://schemas.microsoft.com/office/word/2010/wordml" xmlns:w15="http://schemas.microsoft.com/office/word/2012/wordml" xmlns:w16cex="http://schemas.microsoft.com/office/word/2018/wordml/cex" xmlns:w16cid="http://schemas.microsoft.com/office/word/2016/wordml/cid" xmlns:w16="http://schemas.microsoft.com/office/word/2018/wordml" xmlns:w16du="http://schemas.microsoft.com/office/word/2023/wordml/word16du" xmlns:w16sdtdh="http://schemas.microsoft.com/office/word/2020/wordml/sdtdatahash" xmlns:w16sdtfl="http://schemas.microsoft.com/office/word/2024/wordml/sdtformatlock" xmlns:w16se="http://schemas.microsoft.com/office/word/2015/wordml/symex" xmlns:wpg="http://schemas.microsoft.com/office/word/2010/wordprocessingGroup" xmlns:wpi="http://schemas.microsoft.com/office/word/2010/wordprocessingInk" xmlns:wne="http://schemas.microsoft.com/office/word/2006/wordml" xmlns:wps="http://schemas.microsoft.com/office/word/2010/wordprocessingShape" mc:Ignorable="w14 w15 w16se w16cid w16 w16cex w16sdtdh w16sdtfl w16du wp14">
+  <w:abstractNum w:abstractNumId="0" w15:restartNumberingAfterBreak="0">
+    <w:nsid w:val="3E8F2D88"/>
+    <w:multiLevelType w:val="multilevel"/>
+    <w:tmpl w:val="277C1522"/>
     <w:lvl w:ilvl="0">
       <w:start w:val="1"/>
       <w:numFmt w:val="decimal"/>
@@ -301,21 +657,137 @@
       </w:rPr>
     </w:lvl>
   </w:abstractNum>
-  <w:num w:numId="1">
+  <w:abstractNum w:abstractNumId="1" w15:restartNumberingAfterBreak="0">
+    <w:nsid w:val="4D336C1A"/>
+    <w:multiLevelType w:val="multilevel"/>
+    <w:tmpl w:val="E802501A"/>
+    <w:lvl w:ilvl="0">
+      <w:start w:val="1"/>
+      <w:numFmt w:val="decimal"/>
+      <w:lvlText w:val="%1."/>
+      <w:lvlJc w:val="left"/>
+      <w:pPr>
+        <w:tabs>
+          <w:tab w:val="num" w:pos="720"/>
+        </w:tabs>
+        <w:ind w:left="720" w:hanging="360"/>
+      </w:pPr>
+    </w:lvl>
+    <w:lvl w:ilvl="1" w:tentative="1">
+      <w:start w:val="1"/>
+      <w:numFmt w:val="decimal"/>
+      <w:lvlText w:val="%2."/>
+      <w:lvlJc w:val="left"/>
+      <w:pPr>
+        <w:tabs>
+          <w:tab w:val="num" w:pos="1440"/>
+        </w:tabs>
+        <w:ind w:left="1440" w:hanging="360"/>
+      </w:pPr>
+    </w:lvl>
+    <w:lvl w:ilvl="2" w:tentative="1">
+      <w:start w:val="1"/>
+      <w:numFmt w:val="decimal"/>
+      <w:lvlText w:val="%3."/>
+      <w:lvlJc w:val="left"/>
+      <w:pPr>
+        <w:tabs>
+          <w:tab w:val="num" w:pos="2160"/>
+        </w:tabs>
+        <w:ind w:left="2160" w:hanging="360"/>
+      </w:pPr>
+    </w:lvl>
+    <w:lvl w:ilvl="3" w:tentative="1">
+      <w:start w:val="1"/>
+      <w:numFmt w:val="decimal"/>
+      <w:lvlText w:val="%4."/>
+      <w:lvlJc w:val="left"/>
+      <w:pPr>
+        <w:tabs>
+          <w:tab w:val="num" w:pos="2880"/>
+        </w:tabs>
+        <w:ind w:left="2880" w:hanging="360"/>
+      </w:pPr>
+    </w:lvl>
+    <w:lvl w:ilvl="4" w:tentative="1">
+      <w:start w:val="1"/>
+      <w:numFmt w:val="decimal"/>
+      <w:lvlText w:val="%5."/>
+      <w:lvlJc w:val="left"/>
+      <w:pPr>
+        <w:tabs>
+          <w:tab w:val="num" w:pos="3600"/>
+        </w:tabs>
+        <w:ind w:left="3600" w:hanging="360"/>
+      </w:pPr>
+    </w:lvl>
+    <w:lvl w:ilvl="5" w:tentative="1">
+      <w:start w:val="1"/>
+      <w:numFmt w:val="decimal"/>
+      <w:lvlText w:val="%6."/>
+      <w:lvlJc w:val="left"/>
+      <w:pPr>
+        <w:tabs>
+          <w:tab w:val="num" w:pos="4320"/>
+        </w:tabs>
+        <w:ind w:left="4320" w:hanging="360"/>
+      </w:pPr>
+    </w:lvl>
+    <w:lvl w:ilvl="6" w:tentative="1">
+      <w:start w:val="1"/>
+      <w:numFmt w:val="decimal"/>
+      <w:lvlText w:val="%7."/>
+      <w:lvlJc w:val="left"/>
+      <w:pPr>
+        <w:tabs>
+          <w:tab w:val="num" w:pos="5040"/>
+        </w:tabs>
+        <w:ind w:left="5040" w:hanging="360"/>
+      </w:pPr>
+    </w:lvl>
+    <w:lvl w:ilvl="7" w:tentative="1">
+      <w:start w:val="1"/>
+      <w:numFmt w:val="decimal"/>
+      <w:lvlText w:val="%8."/>
+      <w:lvlJc w:val="left"/>
+      <w:pPr>
+        <w:tabs>
+          <w:tab w:val="num" w:pos="5760"/>
+        </w:tabs>
+        <w:ind w:left="5760" w:hanging="360"/>
+      </w:pPr>
+    </w:lvl>
+    <w:lvl w:ilvl="8" w:tentative="1">
+      <w:start w:val="1"/>
+      <w:numFmt w:val="decimal"/>
+      <w:lvlText w:val="%9."/>
+      <w:lvlJc w:val="left"/>
+      <w:pPr>
+        <w:tabs>
+          <w:tab w:val="num" w:pos="6480"/>
+        </w:tabs>
+        <w:ind w:left="6480" w:hanging="360"/>
+      </w:pPr>
+    </w:lvl>
+  </w:abstractNum>
+  <w:num w:numId="1" w16cid:durableId="20934320">
+    <w:abstractNumId w:val="0"/>
+  </w:num>
+  <w:num w:numId="2" w16cid:durableId="588513706">
     <w:abstractNumId w:val="1"/>
   </w:num>
 </w:numbering>
 </file>
 
 <file path=word/styles.xml><?xml version="1.0" encoding="utf-8"?>
-<w:styles xmlns:mc="http://schemas.openxmlformats.org/markup-compatibility/2006" xmlns:o="urn:schemas-microsoft-com:office:office" xmlns:r="http://schemas.openxmlformats.org/officeDocument/2006/relationships" xmlns:m="http://schemas.openxmlformats.org/officeDocument/2006/math" xmlns:v="urn:schemas-microsoft-com:vml" xmlns:wp="http://schemas.openxmlformats.org/drawingml/2006/wordprocessingDrawing" xmlns:w10="urn:schemas-microsoft-com:office:word" xmlns:w="http://schemas.openxmlformats.org/wordprocessingml/2006/main" xmlns:wne="http://schemas.microsoft.com/office/word/2006/wordml" xmlns:sl="http://schemas.openxmlformats.org/schemaLibrary/2006/main" xmlns:a="http://schemas.openxmlformats.org/drawingml/2006/main" xmlns:pic="http://schemas.openxmlformats.org/drawingml/2006/picture" xmlns:c="http://schemas.openxmlformats.org/drawingml/2006/chart" xmlns:lc="http://schemas.openxmlformats.org/drawingml/2006/lockedCanvas" xmlns:dgm="http://schemas.openxmlformats.org/drawingml/2006/diagram" xmlns:wps="http://schemas.microsoft.com/office/word/2010/wordprocessingShape" xmlns:wpg="http://schemas.microsoft.com/office/word/2010/wordprocessingGroup" xmlns:w14="http://schemas.microsoft.com/office/word/2010/wordml" xmlns:w15="http://schemas.microsoft.com/office/word/2012/wordml" xmlns:w16="http://schemas.microsoft.com/office/word/2018/wordml" xmlns:w16cex="http://schemas.microsoft.com/office/word/2018/wordml/cex" xmlns:w16cid="http://schemas.microsoft.com/office/word/2016/wordml/cid" xmlns="http://schemas.microsoft.com/office/tasks/2019/documenttasks" xmlns:cr="http://schemas.microsoft.com/office/comments/2020/reactions">
+<w:styles xmlns:mc="http://schemas.openxmlformats.org/markup-compatibility/2006" xmlns:r="http://schemas.openxmlformats.org/officeDocument/2006/relationships" xmlns:w="http://schemas.openxmlformats.org/wordprocessingml/2006/main" xmlns:w14="http://schemas.microsoft.com/office/word/2010/wordml" xmlns:w15="http://schemas.microsoft.com/office/word/2012/wordml" xmlns:w16cex="http://schemas.microsoft.com/office/word/2018/wordml/cex" xmlns:w16cid="http://schemas.microsoft.com/office/word/2016/wordml/cid" xmlns:w16="http://schemas.microsoft.com/office/word/2018/wordml" xmlns:w16du="http://schemas.microsoft.com/office/word/2023/wordml/word16du" xmlns:w16sdtdh="http://schemas.microsoft.com/office/word/2020/wordml/sdtdatahash" xmlns:w16sdtfl="http://schemas.microsoft.com/office/word/2024/wordml/sdtformatlock" xmlns:w16se="http://schemas.microsoft.com/office/word/2015/wordml/symex" mc:Ignorable="w14 w15 w16se w16cid w16 w16cex w16sdtdh w16sdtfl w16du">
   <w:docDefaults>
     <w:rPrDefault>
       <w:rPr>
-        <w:rFonts w:ascii="Arial" w:cs="Arial" w:eastAsia="Arial" w:hAnsi="Arial"/>
+        <w:rFonts w:ascii="Arial" w:eastAsia="Arial" w:hAnsi="Arial" w:cs="Arial"/>
         <w:sz w:val="22"/>
         <w:szCs w:val="22"/>
-        <w:lang w:val="es"/>
+        <w:lang w:val="es" w:eastAsia="es-PE" w:bidi="ar-SA"/>
       </w:rPr>
     </w:rPrDefault>
     <w:pPrDefault>
@@ -324,79 +796,457 @@
       </w:pPr>
     </w:pPrDefault>
   </w:docDefaults>
-  <w:style w:type="table" w:styleId="TableNormal" w:default="1">
-    <w:name w:val="TableNormal"/>
-    <w:tblPr>
-      <w:tblCellMar>
-        <w:top w:w="100.0" w:type="dxa"/>
-        <w:left w:w="100.0" w:type="dxa"/>
-        <w:bottom w:w="100.0" w:type="dxa"/>
-        <w:right w:w="100.0" w:type="dxa"/>
-      </w:tblCellMar>
-    </w:tblPr>
+  <w:latentStyles w:defLockedState="0" w:defUIPriority="99" w:defSemiHidden="0" w:defUnhideWhenUsed="0" w:defQFormat="0" w:count="376">
+    <w:lsdException w:name="Normal" w:uiPriority="0" w:qFormat="1"/>
+    <w:lsdException w:name="heading 1" w:uiPriority="9" w:qFormat="1"/>
+    <w:lsdException w:name="heading 2" w:semiHidden="1" w:uiPriority="9" w:unhideWhenUsed="1" w:qFormat="1"/>
+    <w:lsdException w:name="heading 3" w:semiHidden="1" w:uiPriority="9" w:unhideWhenUsed="1" w:qFormat="1"/>
+    <w:lsdException w:name="heading 4" w:semiHidden="1" w:uiPriority="9" w:unhideWhenUsed="1" w:qFormat="1"/>
+    <w:lsdException w:name="heading 5" w:semiHidden="1" w:uiPriority="9" w:unhideWhenUsed="1" w:qFormat="1"/>
+    <w:lsdException w:name="heading 6" w:semiHidden="1" w:uiPriority="9" w:unhideWhenUsed="1" w:qFormat="1"/>
+    <w:lsdException w:name="heading 7" w:semiHidden="1" w:uiPriority="9" w:unhideWhenUsed="1" w:qFormat="1"/>
+    <w:lsdException w:name="heading 8" w:semiHidden="1" w:uiPriority="9" w:unhideWhenUsed="1" w:qFormat="1"/>
+    <w:lsdException w:name="heading 9" w:semiHidden="1" w:uiPriority="9" w:unhideWhenUsed="1" w:qFormat="1"/>
+    <w:lsdException w:name="index 1" w:semiHidden="1" w:unhideWhenUsed="1"/>
+    <w:lsdException w:name="index 2" w:semiHidden="1" w:unhideWhenUsed="1"/>
+    <w:lsdException w:name="index 3" w:semiHidden="1" w:unhideWhenUsed="1"/>
+    <w:lsdException w:name="index 4" w:semiHidden="1" w:unhideWhenUsed="1"/>
+    <w:lsdException w:name="index 5" w:semiHidden="1" w:unhideWhenUsed="1"/>
+    <w:lsdException w:name="index 6" w:semiHidden="1" w:unhideWhenUsed="1"/>
+    <w:lsdException w:name="index 7" w:semiHidden="1" w:unhideWhenUsed="1"/>
+    <w:lsdException w:name="index 8" w:semiHidden="1" w:unhideWhenUsed="1"/>
+    <w:lsdException w:name="index 9" w:semiHidden="1" w:unhideWhenUsed="1"/>
+    <w:lsdException w:name="toc 1" w:semiHidden="1" w:uiPriority="39" w:unhideWhenUsed="1"/>
+    <w:lsdException w:name="toc 2" w:semiHidden="1" w:uiPriority="39" w:unhideWhenUsed="1"/>
+    <w:lsdException w:name="toc 3" w:semiHidden="1" w:uiPriority="39" w:unhideWhenUsed="1"/>
+    <w:lsdException w:name="toc 4" w:semiHidden="1" w:uiPriority="39" w:unhideWhenUsed="1"/>
+    <w:lsdException w:name="toc 5" w:semiHidden="1" w:uiPriority="39" w:unhideWhenUsed="1"/>
+    <w:lsdException w:name="toc 6" w:semiHidden="1" w:uiPriority="39" w:unhideWhenUsed="1"/>
+    <w:lsdException w:name="toc 7" w:semiHidden="1" w:uiPriority="39" w:unhideWhenUsed="1"/>
+    <w:lsdException w:name="toc 8" w:semiHidden="1" w:uiPriority="39" w:unhideWhenUsed="1"/>
+    <w:lsdException w:name="toc 9" w:semiHidden="1" w:uiPriority="39" w:unhideWhenUsed="1"/>
+    <w:lsdException w:name="Normal Indent" w:semiHidden="1" w:unhideWhenUsed="1"/>
+    <w:lsdException w:name="footnote text" w:semiHidden="1" w:unhideWhenUsed="1"/>
+    <w:lsdException w:name="annotation text" w:semiHidden="1" w:unhideWhenUsed="1"/>
+    <w:lsdException w:name="header" w:semiHidden="1" w:unhideWhenUsed="1"/>
+    <w:lsdException w:name="footer" w:semiHidden="1" w:unhideWhenUsed="1"/>
+    <w:lsdException w:name="index heading" w:semiHidden="1" w:unhideWhenUsed="1"/>
+    <w:lsdException w:name="caption" w:semiHidden="1" w:uiPriority="35" w:unhideWhenUsed="1" w:qFormat="1"/>
+    <w:lsdException w:name="table of figures" w:semiHidden="1" w:unhideWhenUsed="1"/>
+    <w:lsdException w:name="envelope address" w:semiHidden="1" w:unhideWhenUsed="1"/>
+    <w:lsdException w:name="envelope return" w:semiHidden="1" w:unhideWhenUsed="1"/>
+    <w:lsdException w:name="footnote reference" w:semiHidden="1" w:unhideWhenUsed="1"/>
+    <w:lsdException w:name="annotation reference" w:semiHidden="1" w:unhideWhenUsed="1"/>
+    <w:lsdException w:name="line number" w:semiHidden="1" w:unhideWhenUsed="1"/>
+    <w:lsdException w:name="page number" w:semiHidden="1" w:unhideWhenUsed="1"/>
+    <w:lsdException w:name="endnote reference" w:semiHidden="1" w:unhideWhenUsed="1"/>
+    <w:lsdException w:name="endnote text" w:semiHidden="1" w:unhideWhenUsed="1"/>
+    <w:lsdException w:name="table of authorities" w:semiHidden="1" w:unhideWhenUsed="1"/>
+    <w:lsdException w:name="macro" w:semiHidden="1" w:unhideWhenUsed="1"/>
+    <w:lsdException w:name="toa heading" w:semiHidden="1" w:unhideWhenUsed="1"/>
+    <w:lsdException w:name="List" w:semiHidden="1" w:unhideWhenUsed="1"/>
+    <w:lsdException w:name="List Bullet" w:semiHidden="1" w:unhideWhenUsed="1"/>
+    <w:lsdException w:name="List Number" w:semiHidden="1" w:unhideWhenUsed="1"/>
+    <w:lsdException w:name="List 2" w:semiHidden="1" w:unhideWhenUsed="1"/>
+    <w:lsdException w:name="List 3" w:semiHidden="1" w:unhideWhenUsed="1"/>
+    <w:lsdException w:name="List 4" w:semiHidden="1" w:unhideWhenUsed="1"/>
+    <w:lsdException w:name="List 5" w:semiHidden="1" w:unhideWhenUsed="1"/>
+    <w:lsdException w:name="List Bullet 2" w:semiHidden="1" w:unhideWhenUsed="1"/>
+    <w:lsdException w:name="List Bullet 3" w:semiHidden="1" w:unhideWhenUsed="1"/>
+    <w:lsdException w:name="List Bullet 4" w:semiHidden="1" w:unhideWhenUsed="1"/>
+    <w:lsdException w:name="List Bullet 5" w:semiHidden="1" w:unhideWhenUsed="1"/>
+    <w:lsdException w:name="List Number 2" w:semiHidden="1" w:unhideWhenUsed="1"/>
+    <w:lsdException w:name="List Number 3" w:semiHidden="1" w:unhideWhenUsed="1"/>
+    <w:lsdException w:name="List Number 4" w:semiHidden="1" w:unhideWhenUsed="1"/>
+    <w:lsdException w:name="List Number 5" w:semiHidden="1" w:unhideWhenUsed="1"/>
+    <w:lsdException w:name="Title" w:uiPriority="10" w:qFormat="1"/>
+    <w:lsdException w:name="Closing" w:semiHidden="1" w:unhideWhenUsed="1"/>
+    <w:lsdException w:name="Signature" w:semiHidden="1" w:unhideWhenUsed="1"/>
+    <w:lsdException w:name="Default Paragraph Font" w:semiHidden="1" w:uiPriority="1" w:unhideWhenUsed="1"/>
+    <w:lsdException w:name="Body Text" w:semiHidden="1" w:unhideWhenUsed="1"/>
+    <w:lsdException w:name="Body Text Indent" w:semiHidden="1" w:unhideWhenUsed="1"/>
+    <w:lsdException w:name="List Continue" w:semiHidden="1" w:unhideWhenUsed="1"/>
+    <w:lsdException w:name="List Continue 2" w:semiHidden="1" w:unhideWhenUsed="1"/>
+    <w:lsdException w:name="List Continue 3" w:semiHidden="1" w:unhideWhenUsed="1"/>
+    <w:lsdException w:name="List Continue 4" w:semiHidden="1" w:unhideWhenUsed="1"/>
+    <w:lsdException w:name="List Continue 5" w:semiHidden="1" w:unhideWhenUsed="1"/>
+    <w:lsdException w:name="Message Header" w:semiHidden="1" w:unhideWhenUsed="1"/>
+    <w:lsdException w:name="Subtitle" w:uiPriority="11" w:qFormat="1"/>
+    <w:lsdException w:name="Salutation" w:semiHidden="1" w:unhideWhenUsed="1"/>
+    <w:lsdException w:name="Date" w:semiHidden="1" w:unhideWhenUsed="1"/>
+    <w:lsdException w:name="Body Text First Indent" w:semiHidden="1" w:unhideWhenUsed="1"/>
+    <w:lsdException w:name="Body Text First Indent 2" w:semiHidden="1" w:unhideWhenUsed="1"/>
+    <w:lsdException w:name="Note Heading" w:semiHidden="1" w:unhideWhenUsed="1"/>
+    <w:lsdException w:name="Body Text 2" w:semiHidden="1" w:unhideWhenUsed="1"/>
+    <w:lsdException w:name="Body Text 3" w:semiHidden="1" w:unhideWhenUsed="1"/>
+    <w:lsdException w:name="Body Text Indent 2" w:semiHidden="1" w:unhideWhenUsed="1"/>
+    <w:lsdException w:name="Body Text Indent 3" w:semiHidden="1" w:unhideWhenUsed="1"/>
+    <w:lsdException w:name="Block Text" w:semiHidden="1" w:unhideWhenUsed="1"/>
+    <w:lsdException w:name="Hyperlink" w:semiHidden="1" w:unhideWhenUsed="1"/>
+    <w:lsdException w:name="FollowedHyperlink" w:semiHidden="1" w:unhideWhenUsed="1"/>
+    <w:lsdException w:name="Strong" w:uiPriority="22" w:qFormat="1"/>
+    <w:lsdException w:name="Emphasis" w:uiPriority="20" w:qFormat="1"/>
+    <w:lsdException w:name="Document Map" w:semiHidden="1" w:unhideWhenUsed="1"/>
+    <w:lsdException w:name="Plain Text" w:semiHidden="1" w:unhideWhenUsed="1"/>
+    <w:lsdException w:name="E-mail Signature" w:semiHidden="1" w:unhideWhenUsed="1"/>
+    <w:lsdException w:name="HTML Top of Form" w:semiHidden="1" w:unhideWhenUsed="1"/>
+    <w:lsdException w:name="HTML Bottom of Form" w:semiHidden="1" w:unhideWhenUsed="1"/>
+    <w:lsdException w:name="Normal (Web)" w:semiHidden="1" w:unhideWhenUsed="1"/>
+    <w:lsdException w:name="HTML Acronym" w:semiHidden="1" w:unhideWhenUsed="1"/>
+    <w:lsdException w:name="HTML Address" w:semiHidden="1" w:unhideWhenUsed="1"/>
+    <w:lsdException w:name="HTML Cite" w:semiHidden="1" w:unhideWhenUsed="1"/>
+    <w:lsdException w:name="HTML Code" w:semiHidden="1" w:unhideWhenUsed="1"/>
+    <w:lsdException w:name="HTML Definition" w:semiHidden="1" w:unhideWhenUsed="1"/>
+    <w:lsdException w:name="HTML Keyboard" w:semiHidden="1" w:unhideWhenUsed="1"/>
+    <w:lsdException w:name="HTML Preformatted" w:semiHidden="1" w:unhideWhenUsed="1"/>
+    <w:lsdException w:name="HTML Sample" w:semiHidden="1" w:unhideWhenUsed="1"/>
+    <w:lsdException w:name="HTML Typewriter" w:semiHidden="1" w:unhideWhenUsed="1"/>
+    <w:lsdException w:name="HTML Variable" w:semiHidden="1" w:unhideWhenUsed="1"/>
+    <w:lsdException w:name="Normal Table" w:semiHidden="1" w:unhideWhenUsed="1"/>
+    <w:lsdException w:name="annotation subject" w:semiHidden="1" w:unhideWhenUsed="1"/>
+    <w:lsdException w:name="No List" w:semiHidden="1" w:unhideWhenUsed="1"/>
+    <w:lsdException w:name="Outline List 1" w:semiHidden="1" w:unhideWhenUsed="1"/>
+    <w:lsdException w:name="Outline List 2" w:semiHidden="1" w:unhideWhenUsed="1"/>
+    <w:lsdException w:name="Outline List 3" w:semiHidden="1" w:unhideWhenUsed="1"/>
+    <w:lsdException w:name="Table Simple 1" w:semiHidden="1" w:unhideWhenUsed="1"/>
+    <w:lsdException w:name="Table Simple 2" w:semiHidden="1" w:unhideWhenUsed="1"/>
+    <w:lsdException w:name="Table Simple 3" w:semiHidden="1" w:unhideWhenUsed="1"/>
+    <w:lsdException w:name="Table Classic 1" w:semiHidden="1" w:unhideWhenUsed="1"/>
+    <w:lsdException w:name="Table Classic 2" w:semiHidden="1" w:unhideWhenUsed="1"/>
+    <w:lsdException w:name="Table Classic 3" w:semiHidden="1" w:unhideWhenUsed="1"/>
+    <w:lsdException w:name="Table Classic 4" w:semiHidden="1" w:unhideWhenUsed="1"/>
+    <w:lsdException w:name="Table Colorful 1" w:semiHidden="1" w:unhideWhenUsed="1"/>
+    <w:lsdException w:name="Table Colorful 2" w:semiHidden="1" w:unhideWhenUsed="1"/>
+    <w:lsdException w:name="Table Colorful 3" w:semiHidden="1" w:unhideWhenUsed="1"/>
+    <w:lsdException w:name="Table Columns 1" w:semiHidden="1" w:unhideWhenUsed="1"/>
+    <w:lsdException w:name="Table Columns 2" w:semiHidden="1" w:unhideWhenUsed="1"/>
+    <w:lsdException w:name="Table Columns 3" w:semiHidden="1" w:unhideWhenUsed="1"/>
+    <w:lsdException w:name="Table Columns 4" w:semiHidden="1" w:unhideWhenUsed="1"/>
+    <w:lsdException w:name="Table Columns 5" w:semiHidden="1" w:unhideWhenUsed="1"/>
+    <w:lsdException w:name="Table Grid 1" w:semiHidden="1" w:unhideWhenUsed="1"/>
+    <w:lsdException w:name="Table Grid 2" w:semiHidden="1" w:unhideWhenUsed="1"/>
+    <w:lsdException w:name="Table Grid 3" w:semiHidden="1" w:unhideWhenUsed="1"/>
+    <w:lsdException w:name="Table Grid 4" w:semiHidden="1" w:unhideWhenUsed="1"/>
+    <w:lsdException w:name="Table Grid 5" w:semiHidden="1" w:unhideWhenUsed="1"/>
+    <w:lsdException w:name="Table Grid 6" w:semiHidden="1" w:unhideWhenUsed="1"/>
+    <w:lsdException w:name="Table Grid 7" w:semiHidden="1" w:unhideWhenUsed="1"/>
+    <w:lsdException w:name="Table Grid 8" w:semiHidden="1" w:unhideWhenUsed="1"/>
+    <w:lsdException w:name="Table List 1" w:semiHidden="1" w:unhideWhenUsed="1"/>
+    <w:lsdException w:name="Table List 2" w:semiHidden="1" w:unhideWhenUsed="1"/>
+    <w:lsdException w:name="Table List 3" w:semiHidden="1" w:unhideWhenUsed="1"/>
+    <w:lsdException w:name="Table List 4" w:semiHidden="1" w:unhideWhenUsed="1"/>
+    <w:lsdException w:name="Table List 5" w:semiHidden="1" w:unhideWhenUsed="1"/>
+    <w:lsdException w:name="Table List 6" w:semiHidden="1" w:unhideWhenUsed="1"/>
+    <w:lsdException w:name="Table List 7" w:semiHidden="1" w:unhideWhenUsed="1"/>
+    <w:lsdException w:name="Table List 8" w:semiHidden="1" w:unhideWhenUsed="1"/>
+    <w:lsdException w:name="Table 3D effects 1" w:semiHidden="1" w:unhideWhenUsed="1"/>
+    <w:lsdException w:name="Table 3D effects 2" w:semiHidden="1" w:unhideWhenUsed="1"/>
+    <w:lsdException w:name="Table 3D effects 3" w:semiHidden="1" w:unhideWhenUsed="1"/>
+    <w:lsdException w:name="Table Contemporary" w:semiHidden="1" w:unhideWhenUsed="1"/>
+    <w:lsdException w:name="Table Elegant" w:semiHidden="1" w:unhideWhenUsed="1"/>
+    <w:lsdException w:name="Table Professional" w:semiHidden="1" w:unhideWhenUsed="1"/>
+    <w:lsdException w:name="Table Subtle 1" w:semiHidden="1" w:unhideWhenUsed="1"/>
+    <w:lsdException w:name="Table Subtle 2" w:semiHidden="1" w:unhideWhenUsed="1"/>
+    <w:lsdException w:name="Table Web 1" w:semiHidden="1" w:unhideWhenUsed="1"/>
+    <w:lsdException w:name="Table Web 2" w:semiHidden="1" w:unhideWhenUsed="1"/>
+    <w:lsdException w:name="Table Web 3" w:semiHidden="1" w:unhideWhenUsed="1"/>
+    <w:lsdException w:name="Balloon Text" w:semiHidden="1" w:unhideWhenUsed="1"/>
+    <w:lsdException w:name="Table Grid" w:uiPriority="39"/>
+    <w:lsdException w:name="Table Theme" w:semiHidden="1" w:unhideWhenUsed="1"/>
+    <w:lsdException w:name="Placeholder Text" w:semiHidden="1"/>
+    <w:lsdException w:name="No Spacing" w:uiPriority="1" w:qFormat="1"/>
+    <w:lsdException w:name="Light Shading" w:uiPriority="60"/>
+    <w:lsdException w:name="Light List" w:uiPriority="61"/>
+    <w:lsdException w:name="Light Grid" w:uiPriority="62"/>
+    <w:lsdException w:name="Medium Shading 1" w:uiPriority="63"/>
+    <w:lsdException w:name="Medium Shading 2" w:uiPriority="64"/>
+    <w:lsdException w:name="Medium List 1" w:uiPriority="65"/>
+    <w:lsdException w:name="Medium List 2" w:uiPriority="66"/>
+    <w:lsdException w:name="Medium Grid 1" w:uiPriority="67"/>
+    <w:lsdException w:name="Medium Grid 2" w:uiPriority="68"/>
+    <w:lsdException w:name="Medium Grid 3" w:uiPriority="69"/>
+    <w:lsdException w:name="Dark List" w:uiPriority="70"/>
+    <w:lsdException w:name="Colorful Shading" w:uiPriority="71"/>
+    <w:lsdException w:name="Colorful List" w:uiPriority="72"/>
+    <w:lsdException w:name="Colorful Grid" w:uiPriority="73"/>
+    <w:lsdException w:name="Light Shading Accent 1" w:uiPriority="60"/>
+    <w:lsdException w:name="Light List Accent 1" w:uiPriority="61"/>
+    <w:lsdException w:name="Light Grid Accent 1" w:uiPriority="62"/>
+    <w:lsdException w:name="Medium Shading 1 Accent 1" w:uiPriority="63"/>
+    <w:lsdException w:name="Medium Shading 2 Accent 1" w:uiPriority="64"/>
+    <w:lsdException w:name="Medium List 1 Accent 1" w:uiPriority="65"/>
+    <w:lsdException w:name="Revision" w:semiHidden="1"/>
+    <w:lsdException w:name="List Paragraph" w:uiPriority="34" w:qFormat="1"/>
+    <w:lsdException w:name="Quote" w:uiPriority="29" w:qFormat="1"/>
+    <w:lsdException w:name="Intense Quote" w:uiPriority="30" w:qFormat="1"/>
+    <w:lsdException w:name="Medium List 2 Accent 1" w:uiPriority="66"/>
+    <w:lsdException w:name="Medium Grid 1 Accent 1" w:uiPriority="67"/>
+    <w:lsdException w:name="Medium Grid 2 Accent 1" w:uiPriority="68"/>
+    <w:lsdException w:name="Medium Grid 3 Accent 1" w:uiPriority="69"/>
+    <w:lsdException w:name="Dark List Accent 1" w:uiPriority="70"/>
+    <w:lsdException w:name="Colorful Shading Accent 1" w:uiPriority="71"/>
+    <w:lsdException w:name="Colorful List Accent 1" w:uiPriority="72"/>
+    <w:lsdException w:name="Colorful Grid Accent 1" w:uiPriority="73"/>
+    <w:lsdException w:name="Light Shading Accent 2" w:uiPriority="60"/>
+    <w:lsdException w:name="Light List Accent 2" w:uiPriority="61"/>
+    <w:lsdException w:name="Light Grid Accent 2" w:uiPriority="62"/>
+    <w:lsdException w:name="Medium Shading 1 Accent 2" w:uiPriority="63"/>
+    <w:lsdException w:name="Medium Shading 2 Accent 2" w:uiPriority="64"/>
+    <w:lsdException w:name="Medium List 1 Accent 2" w:uiPriority="65"/>
+    <w:lsdException w:name="Medium List 2 Accent 2" w:uiPriority="66"/>
+    <w:lsdException w:name="Medium Grid 1 Accent 2" w:uiPriority="67"/>
+    <w:lsdException w:name="Medium Grid 2 Accent 2" w:uiPriority="68"/>
+    <w:lsdException w:name="Medium Grid 3 Accent 2" w:uiPriority="69"/>
+    <w:lsdException w:name="Dark List Accent 2" w:uiPriority="70"/>
+    <w:lsdException w:name="Colorful Shading Accent 2" w:uiPriority="71"/>
+    <w:lsdException w:name="Colorful List Accent 2" w:uiPriority="72"/>
+    <w:lsdException w:name="Colorful Grid Accent 2" w:uiPriority="73"/>
+    <w:lsdException w:name="Light Shading Accent 3" w:uiPriority="60"/>
+    <w:lsdException w:name="Light List Accent 3" w:uiPriority="61"/>
+    <w:lsdException w:name="Light Grid Accent 3" w:uiPriority="62"/>
+    <w:lsdException w:name="Medium Shading 1 Accent 3" w:uiPriority="63"/>
+    <w:lsdException w:name="Medium Shading 2 Accent 3" w:uiPriority="64"/>
+    <w:lsdException w:name="Medium List 1 Accent 3" w:uiPriority="65"/>
+    <w:lsdException w:name="Medium List 2 Accent 3" w:uiPriority="66"/>
+    <w:lsdException w:name="Medium Grid 1 Accent 3" w:uiPriority="67"/>
+    <w:lsdException w:name="Medium Grid 2 Accent 3" w:uiPriority="68"/>
+    <w:lsdException w:name="Medium Grid 3 Accent 3" w:uiPriority="69"/>
+    <w:lsdException w:name="Dark List Accent 3" w:uiPriority="70"/>
+    <w:lsdException w:name="Colorful Shading Accent 3" w:uiPriority="71"/>
+    <w:lsdException w:name="Colorful List Accent 3" w:uiPriority="72"/>
+    <w:lsdException w:name="Colorful Grid Accent 3" w:uiPriority="73"/>
+    <w:lsdException w:name="Light Shading Accent 4" w:uiPriority="60"/>
+    <w:lsdException w:name="Light List Accent 4" w:uiPriority="61"/>
+    <w:lsdException w:name="Light Grid Accent 4" w:uiPriority="62"/>
+    <w:lsdException w:name="Medium Shading 1 Accent 4" w:uiPriority="63"/>
+    <w:lsdException w:name="Medium Shading 2 Accent 4" w:uiPriority="64"/>
+    <w:lsdException w:name="Medium List 1 Accent 4" w:uiPriority="65"/>
+    <w:lsdException w:name="Medium List 2 Accent 4" w:uiPriority="66"/>
+    <w:lsdException w:name="Medium Grid 1 Accent 4" w:uiPriority="67"/>
+    <w:lsdException w:name="Medium Grid 2 Accent 4" w:uiPriority="68"/>
+    <w:lsdException w:name="Medium Grid 3 Accent 4" w:uiPriority="69"/>
+    <w:lsdException w:name="Dark List Accent 4" w:uiPriority="70"/>
+    <w:lsdException w:name="Colorful Shading Accent 4" w:uiPriority="71"/>
+    <w:lsdException w:name="Colorful List Accent 4" w:uiPriority="72"/>
+    <w:lsdException w:name="Colorful Grid Accent 4" w:uiPriority="73"/>
+    <w:lsdException w:name="Light Shading Accent 5" w:uiPriority="60"/>
+    <w:lsdException w:name="Light List Accent 5" w:uiPriority="61"/>
+    <w:lsdException w:name="Light Grid Accent 5" w:uiPriority="62"/>
+    <w:lsdException w:name="Medium Shading 1 Accent 5" w:uiPriority="63"/>
+    <w:lsdException w:name="Medium Shading 2 Accent 5" w:uiPriority="64"/>
+    <w:lsdException w:name="Medium List 1 Accent 5" w:uiPriority="65"/>
+    <w:lsdException w:name="Medium List 2 Accent 5" w:uiPriority="66"/>
+    <w:lsdException w:name="Medium Grid 1 Accent 5" w:uiPriority="67"/>
+    <w:lsdException w:name="Medium Grid 2 Accent 5" w:uiPriority="68"/>
+    <w:lsdException w:name="Medium Grid 3 Accent 5" w:uiPriority="69"/>
+    <w:lsdException w:name="Dark List Accent 5" w:uiPriority="70"/>
+    <w:lsdException w:name="Colorful Shading Accent 5" w:uiPriority="71"/>
+    <w:lsdException w:name="Colorful List Accent 5" w:uiPriority="72"/>
+    <w:lsdException w:name="Colorful Grid Accent 5" w:uiPriority="73"/>
+    <w:lsdException w:name="Light Shading Accent 6" w:uiPriority="60"/>
+    <w:lsdException w:name="Light List Accent 6" w:uiPriority="61"/>
+    <w:lsdException w:name="Light Grid Accent 6" w:uiPriority="62"/>
+    <w:lsdException w:name="Medium Shading 1 Accent 6" w:uiPriority="63"/>
+    <w:lsdException w:name="Medium Shading 2 Accent 6" w:uiPriority="64"/>
+    <w:lsdException w:name="Medium List 1 Accent 6" w:uiPriority="65"/>
+    <w:lsdException w:name="Medium List 2 Accent 6" w:uiPriority="66"/>
+    <w:lsdException w:name="Medium Grid 1 Accent 6" w:uiPriority="67"/>
+    <w:lsdException w:name="Medium Grid 2 Accent 6" w:uiPriority="68"/>
+    <w:lsdException w:name="Medium Grid 3 Accent 6" w:uiPriority="69"/>
+    <w:lsdException w:name="Dark List Accent 6" w:uiPriority="70"/>
+    <w:lsdException w:name="Colorful Shading Accent 6" w:uiPriority="71"/>
+    <w:lsdException w:name="Colorful List Accent 6" w:uiPriority="72"/>
+    <w:lsdException w:name="Colorful Grid Accent 6" w:uiPriority="73"/>
+    <w:lsdException w:name="Subtle Emphasis" w:uiPriority="19" w:qFormat="1"/>
+    <w:lsdException w:name="Intense Emphasis" w:uiPriority="21" w:qFormat="1"/>
+    <w:lsdException w:name="Subtle Reference" w:uiPriority="31" w:qFormat="1"/>
+    <w:lsdException w:name="Intense Reference" w:uiPriority="32" w:qFormat="1"/>
+    <w:lsdException w:name="Book Title" w:uiPriority="33" w:qFormat="1"/>
+    <w:lsdException w:name="Bibliography" w:semiHidden="1" w:uiPriority="37" w:unhideWhenUsed="1"/>
+    <w:lsdException w:name="TOC Heading" w:semiHidden="1" w:uiPriority="39" w:unhideWhenUsed="1" w:qFormat="1"/>
+    <w:lsdException w:name="Plain Table 1" w:uiPriority="41"/>
+    <w:lsdException w:name="Plain Table 2" w:uiPriority="42"/>
+    <w:lsdException w:name="Plain Table 3" w:uiPriority="43"/>
+    <w:lsdException w:name="Plain Table 4" w:uiPriority="44"/>
+    <w:lsdException w:name="Plain Table 5" w:uiPriority="45"/>
+    <w:lsdException w:name="Grid Table Light" w:uiPriority="40"/>
+    <w:lsdException w:name="Grid Table 1 Light" w:uiPriority="46"/>
+    <w:lsdException w:name="Grid Table 2" w:uiPriority="47"/>
+    <w:lsdException w:name="Grid Table 3" w:uiPriority="48"/>
+    <w:lsdException w:name="Grid Table 4" w:uiPriority="49"/>
+    <w:lsdException w:name="Grid Table 5 Dark" w:uiPriority="50"/>
+    <w:lsdException w:name="Grid Table 6 Colorful" w:uiPriority="51"/>
+    <w:lsdException w:name="Grid Table 7 Colorful" w:uiPriority="52"/>
+    <w:lsdException w:name="Grid Table 1 Light Accent 1" w:uiPriority="46"/>
+    <w:lsdException w:name="Grid Table 2 Accent 1" w:uiPriority="47"/>
+    <w:lsdException w:name="Grid Table 3 Accent 1" w:uiPriority="48"/>
+    <w:lsdException w:name="Grid Table 4 Accent 1" w:uiPriority="49"/>
+    <w:lsdException w:name="Grid Table 5 Dark Accent 1" w:uiPriority="50"/>
+    <w:lsdException w:name="Grid Table 6 Colorful Accent 1" w:uiPriority="51"/>
+    <w:lsdException w:name="Grid Table 7 Colorful Accent 1" w:uiPriority="52"/>
+    <w:lsdException w:name="Grid Table 1 Light Accent 2" w:uiPriority="46"/>
+    <w:lsdException w:name="Grid Table 2 Accent 2" w:uiPriority="47"/>
+    <w:lsdException w:name="Grid Table 3 Accent 2" w:uiPriority="48"/>
+    <w:lsdException w:name="Grid Table 4 Accent 2" w:uiPriority="49"/>
+    <w:lsdException w:name="Grid Table 5 Dark Accent 2" w:uiPriority="50"/>
+    <w:lsdException w:name="Grid Table 6 Colorful Accent 2" w:uiPriority="51"/>
+    <w:lsdException w:name="Grid Table 7 Colorful Accent 2" w:uiPriority="52"/>
+    <w:lsdException w:name="Grid Table 1 Light Accent 3" w:uiPriority="46"/>
+    <w:lsdException w:name="Grid Table 2 Accent 3" w:uiPriority="47"/>
+    <w:lsdException w:name="Grid Table 3 Accent 3" w:uiPriority="48"/>
+    <w:lsdException w:name="Grid Table 4 Accent 3" w:uiPriority="49"/>
+    <w:lsdException w:name="Grid Table 5 Dark Accent 3" w:uiPriority="50"/>
+    <w:lsdException w:name="Grid Table 6 Colorful Accent 3" w:uiPriority="51"/>
+    <w:lsdException w:name="Grid Table 7 Colorful Accent 3" w:uiPriority="52"/>
+    <w:lsdException w:name="Grid Table 1 Light Accent 4" w:uiPriority="46"/>
+    <w:lsdException w:name="Grid Table 2 Accent 4" w:uiPriority="47"/>
+    <w:lsdException w:name="Grid Table 3 Accent 4" w:uiPriority="48"/>
+    <w:lsdException w:name="Grid Table 4 Accent 4" w:uiPriority="49"/>
+    <w:lsdException w:name="Grid Table 5 Dark Accent 4" w:uiPriority="50"/>
+    <w:lsdException w:name="Grid Table 6 Colorful Accent 4" w:uiPriority="51"/>
+    <w:lsdException w:name="Grid Table 7 Colorful Accent 4" w:uiPriority="52"/>
+    <w:lsdException w:name="Grid Table 1 Light Accent 5" w:uiPriority="46"/>
+    <w:lsdException w:name="Grid Table 2 Accent 5" w:uiPriority="47"/>
+    <w:lsdException w:name="Grid Table 3 Accent 5" w:uiPriority="48"/>
+    <w:lsdException w:name="Grid Table 4 Accent 5" w:uiPriority="49"/>
+    <w:lsdException w:name="Grid Table 5 Dark Accent 5" w:uiPriority="50"/>
+    <w:lsdException w:name="Grid Table 6 Colorful Accent 5" w:uiPriority="51"/>
+    <w:lsdException w:name="Grid Table 7 Colorful Accent 5" w:uiPriority="52"/>
+    <w:lsdException w:name="Grid Table 1 Light Accent 6" w:uiPriority="46"/>
+    <w:lsdException w:name="Grid Table 2 Accent 6" w:uiPriority="47"/>
+    <w:lsdException w:name="Grid Table 3 Accent 6" w:uiPriority="48"/>
+    <w:lsdException w:name="Grid Table 4 Accent 6" w:uiPriority="49"/>
+    <w:lsdException w:name="Grid Table 5 Dark Accent 6" w:uiPriority="50"/>
+    <w:lsdException w:name="Grid Table 6 Colorful Accent 6" w:uiPriority="51"/>
+    <w:lsdException w:name="Grid Table 7 Colorful Accent 6" w:uiPriority="52"/>
+    <w:lsdException w:name="List Table 1 Light" w:uiPriority="46"/>
+    <w:lsdException w:name="List Table 2" w:uiPriority="47"/>
+    <w:lsdException w:name="List Table 3" w:uiPriority="48"/>
+    <w:lsdException w:name="List Table 4" w:uiPriority="49"/>
+    <w:lsdException w:name="List Table 5 Dark" w:uiPriority="50"/>
+    <w:lsdException w:name="List Table 6 Colorful" w:uiPriority="51"/>
+    <w:lsdException w:name="List Table 7 Colorful" w:uiPriority="52"/>
+    <w:lsdException w:name="List Table 1 Light Accent 1" w:uiPriority="46"/>
+    <w:lsdException w:name="List Table 2 Accent 1" w:uiPriority="47"/>
+    <w:lsdException w:name="List Table 3 Accent 1" w:uiPriority="48"/>
+    <w:lsdException w:name="List Table 4 Accent 1" w:uiPriority="49"/>
+    <w:lsdException w:name="List Table 5 Dark Accent 1" w:uiPriority="50"/>
+    <w:lsdException w:name="List Table 6 Colorful Accent 1" w:uiPriority="51"/>
+    <w:lsdException w:name="List Table 7 Colorful Accent 1" w:uiPriority="52"/>
+    <w:lsdException w:name="List Table 1 Light Accent 2" w:uiPriority="46"/>
+    <w:lsdException w:name="List Table 2 Accent 2" w:uiPriority="47"/>
+    <w:lsdException w:name="List Table 3 Accent 2" w:uiPriority="48"/>
+    <w:lsdException w:name="List Table 4 Accent 2" w:uiPriority="49"/>
+    <w:lsdException w:name="List Table 5 Dark Accent 2" w:uiPriority="50"/>
+    <w:lsdException w:name="List Table 6 Colorful Accent 2" w:uiPriority="51"/>
+    <w:lsdException w:name="List Table 7 Colorful Accent 2" w:uiPriority="52"/>
+    <w:lsdException w:name="List Table 1 Light Accent 3" w:uiPriority="46"/>
+    <w:lsdException w:name="List Table 2 Accent 3" w:uiPriority="47"/>
+    <w:lsdException w:name="List Table 3 Accent 3" w:uiPriority="48"/>
+    <w:lsdException w:name="List Table 4 Accent 3" w:uiPriority="49"/>
+    <w:lsdException w:name="List Table 5 Dark Accent 3" w:uiPriority="50"/>
+    <w:lsdException w:name="List Table 6 Colorful Accent 3" w:uiPriority="51"/>
+    <w:lsdException w:name="List Table 7 Colorful Accent 3" w:uiPriority="52"/>
+    <w:lsdException w:name="List Table 1 Light Accent 4" w:uiPriority="46"/>
+    <w:lsdException w:name="List Table 2 Accent 4" w:uiPriority="47"/>
+    <w:lsdException w:name="List Table 3 Accent 4" w:uiPriority="48"/>
+    <w:lsdException w:name="List Table 4 Accent 4" w:uiPriority="49"/>
+    <w:lsdException w:name="List Table 5 Dark Accent 4" w:uiPriority="50"/>
+    <w:lsdException w:name="List Table 6 Colorful Accent 4" w:uiPriority="51"/>
+    <w:lsdException w:name="List Table 7 Colorful Accent 4" w:uiPriority="52"/>
+    <w:lsdException w:name="List Table 1 Light Accent 5" w:uiPriority="46"/>
+    <w:lsdException w:name="List Table 2 Accent 5" w:uiPriority="47"/>
+    <w:lsdException w:name="List Table 3 Accent 5" w:uiPriority="48"/>
+    <w:lsdException w:name="List Table 4 Accent 5" w:uiPriority="49"/>
+    <w:lsdException w:name="List Table 5 Dark Accent 5" w:uiPriority="50"/>
+    <w:lsdException w:name="List Table 6 Colorful Accent 5" w:uiPriority="51"/>
+    <w:lsdException w:name="List Table 7 Colorful Accent 5" w:uiPriority="52"/>
+    <w:lsdException w:name="List Table 1 Light Accent 6" w:uiPriority="46"/>
+    <w:lsdException w:name="List Table 2 Accent 6" w:uiPriority="47"/>
+    <w:lsdException w:name="List Table 3 Accent 6" w:uiPriority="48"/>
+    <w:lsdException w:name="List Table 4 Accent 6" w:uiPriority="49"/>
+    <w:lsdException w:name="List Table 5 Dark Accent 6" w:uiPriority="50"/>
+    <w:lsdException w:name="List Table 6 Colorful Accent 6" w:uiPriority="51"/>
+    <w:lsdException w:name="List Table 7 Colorful Accent 6" w:uiPriority="52"/>
+    <w:lsdException w:name="Mention" w:semiHidden="1" w:unhideWhenUsed="1"/>
+    <w:lsdException w:name="Smart Hyperlink" w:semiHidden="1" w:unhideWhenUsed="1"/>
+    <w:lsdException w:name="Hashtag" w:semiHidden="1" w:unhideWhenUsed="1"/>
+    <w:lsdException w:name="Unresolved Mention" w:semiHidden="1" w:unhideWhenUsed="1"/>
+    <w:lsdException w:name="Smart Link" w:semiHidden="1" w:unhideWhenUsed="1"/>
+  </w:latentStyles>
+  <w:style w:type="paragraph" w:default="1" w:styleId="Normal">
+    <w:name w:val="Normal"/>
+    <w:qFormat/>
   </w:style>
-  <w:style w:type="paragraph" w:styleId="Normal" w:default="1">
-    <w:name w:val="normal"/>
-  </w:style>
-  <w:style w:type="paragraph" w:styleId="Heading1">
+  <w:style w:type="paragraph" w:styleId="Ttulo1">
     <w:name w:val="heading 1"/>
     <w:basedOn w:val="Normal"/>
     <w:next w:val="Normal"/>
+    <w:uiPriority w:val="9"/>
+    <w:qFormat/>
     <w:pPr>
-      <w:keepNext w:val="1"/>
-      <w:keepLines w:val="1"/>
-      <w:pageBreakBefore w:val="0"/>
-      <w:spacing w:after="120" w:before="400" w:lineRule="auto"/>
+      <w:keepNext/>
+      <w:keepLines/>
+      <w:spacing w:before="400" w:after="120"/>
+      <w:outlineLvl w:val="0"/>
     </w:pPr>
     <w:rPr>
       <w:sz w:val="40"/>
       <w:szCs w:val="40"/>
     </w:rPr>
   </w:style>
-  <w:style w:type="paragraph" w:styleId="Heading2">
+  <w:style w:type="paragraph" w:styleId="Ttulo2">
     <w:name w:val="heading 2"/>
     <w:basedOn w:val="Normal"/>
     <w:next w:val="Normal"/>
+    <w:uiPriority w:val="9"/>
+    <w:semiHidden/>
+    <w:unhideWhenUsed/>
+    <w:qFormat/>
     <w:pPr>
-      <w:keepNext w:val="1"/>
-      <w:keepLines w:val="1"/>
-      <w:pageBreakBefore w:val="0"/>
-      <w:spacing w:after="120" w:before="360" w:lineRule="auto"/>
+      <w:keepNext/>
+      <w:keepLines/>
+      <w:spacing w:before="360" w:after="120"/>
+      <w:outlineLvl w:val="1"/>
     </w:pPr>
     <w:rPr>
-      <w:b w:val="0"/>
-      <w:bCs w:val="0"/>
       <w:sz w:val="32"/>
       <w:szCs w:val="32"/>
     </w:rPr>
   </w:style>
-  <w:style w:type="paragraph" w:styleId="Heading3">
+  <w:style w:type="paragraph" w:styleId="Ttulo3">
     <w:name w:val="heading 3"/>
     <w:basedOn w:val="Normal"/>
     <w:next w:val="Normal"/>
+    <w:uiPriority w:val="9"/>
+    <w:semiHidden/>
+    <w:unhideWhenUsed/>
+    <w:qFormat/>
     <w:pPr>
-      <w:keepNext w:val="1"/>
-      <w:keepLines w:val="1"/>
-      <w:pageBreakBefore w:val="0"/>
-      <w:spacing w:after="80" w:before="320" w:lineRule="auto"/>
+      <w:keepNext/>
+      <w:keepLines/>
+      <w:spacing w:before="320" w:after="80"/>
+      <w:outlineLvl w:val="2"/>
     </w:pPr>
     <w:rPr>
-      <w:b w:val="0"/>
-      <w:bCs w:val="0"/>
       <w:color w:val="434343"/>
       <w:sz w:val="28"/>
       <w:szCs w:val="28"/>
     </w:rPr>
   </w:style>
-  <w:style w:type="paragraph" w:styleId="Heading4">
+  <w:style w:type="paragraph" w:styleId="Ttulo4">
     <w:name w:val="heading 4"/>
     <w:basedOn w:val="Normal"/>
     <w:next w:val="Normal"/>
+    <w:uiPriority w:val="9"/>
+    <w:semiHidden/>
+    <w:unhideWhenUsed/>
+    <w:qFormat/>
     <w:pPr>
-      <w:keepNext w:val="1"/>
-      <w:keepLines w:val="1"/>
-      <w:pageBreakBefore w:val="0"/>
-      <w:spacing w:after="80" w:before="280" w:lineRule="auto"/>
+      <w:keepNext/>
+      <w:keepLines/>
+      <w:spacing w:before="280" w:after="80"/>
+      <w:outlineLvl w:val="3"/>
     </w:pPr>
     <w:rPr>
       <w:color w:val="666666"/>
@@ -404,72 +1254,135 @@
       <w:szCs w:val="24"/>
     </w:rPr>
   </w:style>
-  <w:style w:type="paragraph" w:styleId="Heading5">
+  <w:style w:type="paragraph" w:styleId="Ttulo5">
     <w:name w:val="heading 5"/>
     <w:basedOn w:val="Normal"/>
     <w:next w:val="Normal"/>
+    <w:uiPriority w:val="9"/>
+    <w:semiHidden/>
+    <w:unhideWhenUsed/>
+    <w:qFormat/>
     <w:pPr>
-      <w:keepNext w:val="1"/>
-      <w:keepLines w:val="1"/>
-      <w:pageBreakBefore w:val="0"/>
-      <w:spacing w:after="80" w:before="240" w:lineRule="auto"/>
+      <w:keepNext/>
+      <w:keepLines/>
+      <w:spacing w:before="240" w:after="80"/>
+      <w:outlineLvl w:val="4"/>
     </w:pPr>
     <w:rPr>
       <w:color w:val="666666"/>
-      <w:sz w:val="22"/>
-      <w:szCs w:val="22"/>
     </w:rPr>
   </w:style>
-  <w:style w:type="paragraph" w:styleId="Heading6">
+  <w:style w:type="paragraph" w:styleId="Ttulo6">
     <w:name w:val="heading 6"/>
     <w:basedOn w:val="Normal"/>
     <w:next w:val="Normal"/>
+    <w:uiPriority w:val="9"/>
+    <w:semiHidden/>
+    <w:unhideWhenUsed/>
+    <w:qFormat/>
     <w:pPr>
-      <w:keepNext w:val="1"/>
-      <w:keepLines w:val="1"/>
-      <w:pageBreakBefore w:val="0"/>
-      <w:spacing w:after="80" w:before="240" w:lineRule="auto"/>
+      <w:keepNext/>
+      <w:keepLines/>
+      <w:spacing w:before="240" w:after="80"/>
+      <w:outlineLvl w:val="5"/>
     </w:pPr>
     <w:rPr>
-      <w:i w:val="1"/>
-      <w:iCs w:val="1"/>
+      <w:i/>
+      <w:iCs/>
       <w:color w:val="666666"/>
-      <w:sz w:val="22"/>
-      <w:szCs w:val="22"/>
     </w:rPr>
   </w:style>
-  <w:style w:type="paragraph" w:styleId="Title">
+  <w:style w:type="character" w:default="1" w:styleId="Fuentedeprrafopredeter">
+    <w:name w:val="Default Paragraph Font"/>
+    <w:uiPriority w:val="1"/>
+    <w:unhideWhenUsed/>
+  </w:style>
+  <w:style w:type="table" w:default="1" w:styleId="Tablanormal">
+    <w:name w:val="Normal Table"/>
+    <w:uiPriority w:val="99"/>
+    <w:semiHidden/>
+    <w:unhideWhenUsed/>
+    <w:tblPr>
+      <w:tblInd w:w="0" w:type="dxa"/>
+      <w:tblCellMar>
+        <w:top w:w="0" w:type="dxa"/>
+        <w:left w:w="108" w:type="dxa"/>
+        <w:bottom w:w="0" w:type="dxa"/>
+        <w:right w:w="108" w:type="dxa"/>
+      </w:tblCellMar>
+    </w:tblPr>
+  </w:style>
+  <w:style w:type="numbering" w:default="1" w:styleId="Sinlista">
+    <w:name w:val="No List"/>
+    <w:uiPriority w:val="99"/>
+    <w:semiHidden/>
+    <w:unhideWhenUsed/>
+  </w:style>
+  <w:style w:type="table" w:customStyle="1" w:styleId="TableNormal">
+    <w:name w:val="TableNormal"/>
+    <w:tblPr>
+      <w:tblCellMar>
+        <w:top w:w="100" w:type="dxa"/>
+        <w:left w:w="100" w:type="dxa"/>
+        <w:bottom w:w="100" w:type="dxa"/>
+        <w:right w:w="100" w:type="dxa"/>
+      </w:tblCellMar>
+    </w:tblPr>
+  </w:style>
+  <w:style w:type="paragraph" w:styleId="Ttulo">
     <w:name w:val="Title"/>
     <w:basedOn w:val="Normal"/>
     <w:next w:val="Normal"/>
+    <w:uiPriority w:val="10"/>
+    <w:qFormat/>
     <w:pPr>
-      <w:keepNext w:val="1"/>
-      <w:keepLines w:val="1"/>
-      <w:pageBreakBefore w:val="0"/>
-      <w:spacing w:after="60" w:before="0" w:lineRule="auto"/>
+      <w:keepNext/>
+      <w:keepLines/>
+      <w:spacing w:after="60"/>
     </w:pPr>
     <w:rPr>
       <w:sz w:val="52"/>
       <w:szCs w:val="52"/>
     </w:rPr>
   </w:style>
-  <w:style w:type="paragraph" w:styleId="Subtitle">
+  <w:style w:type="paragraph" w:styleId="Subttulo">
     <w:name w:val="Subtitle"/>
     <w:basedOn w:val="Normal"/>
     <w:next w:val="Normal"/>
+    <w:uiPriority w:val="11"/>
+    <w:qFormat/>
     <w:pPr>
-      <w:keepNext w:val="1"/>
-      <w:keepLines w:val="1"/>
-      <w:pageBreakBefore w:val="0"/>
-      <w:spacing w:after="320" w:before="0" w:lineRule="auto"/>
+      <w:keepNext/>
+      <w:keepLines/>
+      <w:spacing w:after="320"/>
     </w:pPr>
     <w:rPr>
-      <w:rFonts w:ascii="Arial" w:cs="Arial" w:eastAsia="Arial" w:hAnsi="Arial"/>
-      <w:i w:val="0"/>
-      <w:iCs w:val="0"/>
       <w:color w:val="666666"/>
       <w:sz w:val="30"/>
       <w:szCs w:val="30"/>
+    </w:rPr>
+  </w:style>
+  <w:style w:type="character" w:styleId="Hipervnculo">
+    <w:name w:val="Hyperlink"/>
+    <w:basedOn w:val="Fuentedeprrafopredeter"/>
+    <w:uiPriority w:val="99"/>
+    <w:unhideWhenUsed/>
+    <w:rsid w:val="002B780F"/>
+    <w:rPr>
+      <w:color w:val="0000FF" w:themeColor="hyperlink"/>
+      <w:u w:val="single"/>
+    </w:rPr>
+  </w:style>
+  <w:style w:type="character" w:styleId="Mencinsinresolver">
+    <w:name w:val="Unresolved Mention"/>
+    <w:basedOn w:val="Fuentedeprrafopredeter"/>
+    <w:uiPriority w:val="99"/>
+    <w:semiHidden/>
+    <w:unhideWhenUsed/>
+    <w:rsid w:val="002B780F"/>
+    <w:rPr>
+      <w:color w:val="605E5C"/>
+      <w:shd w:val="clear" w:color="auto" w:fill="E1DFDD"/>
     </w:rPr>
   </w:style>
 </w:styles>
